--- a/Luis/Luis Veliz.docx
+++ b/Luis/Luis Veliz.docx
@@ -143,7 +143,7 @@
                 <w:sz w:val="28"/>
                 <w:szCs w:val="24"/>
               </w:rPr>
-              <w:t>+1 (945) 231-5782</w:t>
+              <w:t>+</w:t>
             </w:r>
             <w:r>
               <w:rPr>
@@ -152,8 +152,46 @@
                 <w:sz w:val="28"/>
                 <w:szCs w:val="24"/>
               </w:rPr>
-              <w:t xml:space="preserve"> | Remote</w:t>
+              <w:t>1 (305) 6</w:t>
             </w:r>
+            <w:r>
+              <w:rPr>
+                <w:rFonts w:ascii="Times New Roman" w:eastAsia="Times New Roman" w:hAnsi="Times New Roman" w:cs="Times New Roman"/>
+                <w:b w:val="0"/>
+                <w:sz w:val="28"/>
+                <w:szCs w:val="24"/>
+              </w:rPr>
+              <w:t>0</w:t>
+            </w:r>
+            <w:r>
+              <w:rPr>
+                <w:rFonts w:ascii="Times New Roman" w:eastAsia="Times New Roman" w:hAnsi="Times New Roman" w:cs="Times New Roman"/>
+                <w:b w:val="0"/>
+                <w:sz w:val="28"/>
+                <w:szCs w:val="24"/>
+              </w:rPr>
+              <w:t>6</w:t>
+            </w:r>
+            <w:r>
+              <w:rPr>
+                <w:rFonts w:ascii="Times New Roman" w:eastAsia="Times New Roman" w:hAnsi="Times New Roman" w:cs="Times New Roman"/>
+                <w:b w:val="0"/>
+                <w:sz w:val="28"/>
+                <w:szCs w:val="24"/>
+              </w:rPr>
+              <w:t xml:space="preserve"> </w:t>
+            </w:r>
+            <w:r>
+              <w:rPr>
+                <w:rFonts w:ascii="Times New Roman" w:eastAsia="Times New Roman" w:hAnsi="Times New Roman" w:cs="Times New Roman"/>
+                <w:b w:val="0"/>
+                <w:sz w:val="28"/>
+                <w:szCs w:val="24"/>
+              </w:rPr>
+              <w:t>4408</w:t>
+            </w:r>
+            <w:bookmarkStart w:id="0" w:name="_GoBack"/>
+            <w:bookmarkEnd w:id="0"/>
           </w:p>
         </w:tc>
       </w:tr>
@@ -2676,8 +2714,6 @@
         <w:br/>
         <w:t>2006 – 2010</w:t>
       </w:r>
-      <w:bookmarkStart w:id="0" w:name="_GoBack"/>
-      <w:bookmarkEnd w:id="0"/>
     </w:p>
     <w:sectPr>
       <w:type w:val="continuous"/>
@@ -6067,7 +6103,7 @@
 </file>
 
 <file path=customXml/itemProps1.xml><?xml version="1.0" encoding="utf-8"?>
-<ds:datastoreItem xmlns:ds="http://schemas.openxmlformats.org/officeDocument/2006/customXml" ds:itemID="{9A65A5CF-3A0A-4E8A-B856-F6C921935A1F}">
+<ds:datastoreItem xmlns:ds="http://schemas.openxmlformats.org/officeDocument/2006/customXml" ds:itemID="{0404B8F7-32E2-436E-AF62-36A6D2AE1679}">
   <ds:schemaRefs>
     <ds:schemaRef ds:uri="http://schemas.openxmlformats.org/officeDocument/2006/bibliography"/>
   </ds:schemaRefs>
